--- a/downloads/teacher/04 Units/Unit 03 - Human Development and Relationships - Growing Up, Getting Along/Calendar 03.docx
+++ b/downloads/teacher/04 Units/Unit 03 - Human Development and Relationships - Growing Up, Getting Along/Calendar 03.docx
@@ -308,16 +308,7 @@
               <w:t xml:space="preserve">Day 71: 3.5 Self-Concept, Self-Image, and the Filtered Life</w:t>
             </w:r>
             <w:r>
-              <w:t xml:space="preserve">Self-concept defined and the factors that shape it; the influences map reread; the Self-Talk Swap (five lines); the filtered and unfiltered picture of an object, never a person; index card closure; a clean break point follows</w:t>
-            </w:r>
-            <w:r>
-              <w:t xml:space="preserve"> </w:t>
-            </w:r>
-            <w:r>
-              <w:rPr>
-                <w:rStyle w:val="TeacherNote"/>
-              </w:rPr>
-              <w:t xml:space="preserve">[Sal: if a long break lands after day 71, nothing is lost: the Stress Plan work starts at day 72 on purpose, so nothing is due across a break.]</w:t>
+              <w:t xml:space="preserve">Self-concept defined and the factors that shape it; the influences map reread; the Self-Talk Swap (six lines); the filtered and unfiltered picture of an object, never a person; index card closure; a clean break point follows</w:t>
             </w:r>
           </w:p>
         </w:tc>
@@ -728,15 +719,6 @@
             </w:r>
             <w:r>
               <w:t xml:space="preserve">check; the pathway line; CHECK: Assessment 03.2 Unit 3 Test in the last 20 minutes, tests face down at seats before the walk ends; last day of marking period 2</w:t>
-            </w:r>
-            <w:r>
-              <w:t xml:space="preserve"> </w:t>
-            </w:r>
-            <w:r>
-              <w:rPr>
-                <w:rStyle w:val="TeacherNote"/>
-              </w:rPr>
-              <w:t xml:space="preserve">[Sal: day 90 is the last day of marking period 2; see the unit plan, Section 9, for the swap if grades are due earlier.]</w:t>
             </w:r>
           </w:p>
         </w:tc>
